--- a/book/word/Chapter 17 - The Hard Drive in the Rafters.docx
+++ b/book/word/Chapter 17 - The Hard Drive in the Rafters.docx
@@ -875,7 +875,7 @@
         <w:t xml:space="preserve"> </w:t>
       </w:r>
       <w:r>
-        <w:t xml:space="preserve">analysis follows.</w:t>
+        <w:t xml:space="preserve">analysis follows. The Court of Appeal dismissed the appeal; the three first-degree murder convictions stand.</w:t>
       </w:r>
     </w:p>
     <w:bookmarkEnd w:id="24"/>
